--- a/Peterhof/2. Петергоф.docx
+++ b/Peterhof/2. Петергоф.docx
@@ -1,6 +1,6 @@
 
 <file path=word/document.xml><?xml version="1.0" encoding="utf-8"?>
-<w:document xmlns:wpc="http://schemas.microsoft.com/office/word/2010/wordprocessingCanvas" xmlns:cx="http://schemas.microsoft.com/office/drawing/2014/chartex" xmlns:cx1="http://schemas.microsoft.com/office/drawing/2015/9/8/chartex" xmlns:cx2="http://schemas.microsoft.com/office/drawing/2015/10/21/chartex" xmlns:cx3="http://schemas.microsoft.com/office/drawing/2016/5/9/chartex" xmlns:cx4="http://schemas.microsoft.com/office/drawing/2016/5/10/chartex" xmlns:cx5="http://schemas.microsoft.com/office/drawing/2016/5/11/chartex" xmlns:cx6="http://schemas.microsoft.com/office/drawing/2016/5/12/chartex" xmlns:cx7="http://schemas.microsoft.com/office/drawing/2016/5/13/chartex" xmlns:cx8="http://schemas.microsoft.com/office/drawing/2016/5/14/chartex" xmlns:mc="http://schemas.openxmlformats.org/markup-compatibility/2006" xmlns:aink="http://schemas.microsoft.com/office/drawing/2016/ink" xmlns:am3d="http://schemas.microsoft.com/office/drawing/2017/model3d" xmlns:o="urn:schemas-microsoft-com:office:office" xmlns:oel="http://schemas.microsoft.com/office/2019/extlst" xmlns:r="http://schemas.openxmlformats.org/officeDocument/2006/relationships" xmlns:m="http://schemas.openxmlformats.org/officeDocument/2006/math" xmlns:v="urn:schemas-microsoft-com:vml" xmlns:wp14="http://schemas.microsoft.com/office/word/2010/wordprocessingDrawing" xmlns:wp="http://schemas.openxmlformats.org/drawingml/2006/wordprocessingDrawing" xmlns:w10="urn:schemas-microsoft-com:office:word" xmlns:w="http://schemas.openxmlformats.org/wordprocessingml/2006/main" xmlns:w14="http://schemas.microsoft.com/office/word/2010/wordml" xmlns:w15="http://schemas.microsoft.com/office/word/2012/wordml" xmlns:w16cex="http://schemas.microsoft.com/office/word/2018/wordml/cex" xmlns:w16cid="http://schemas.microsoft.com/office/word/2016/wordml/cid" xmlns:w16="http://schemas.microsoft.com/office/word/2018/wordml" xmlns:w16du="http://schemas.microsoft.com/office/word/2023/wordml/word16du" xmlns:w16sdtdh="http://schemas.microsoft.com/office/word/2020/wordml/sdtdatahash" xmlns:w16sdtfl="http://schemas.microsoft.com/office/word/2024/wordml/sdtformatlock" xmlns:w16se="http://schemas.microsoft.com/office/word/2015/wordml/symex" xmlns:wpg="http://schemas.microsoft.com/office/word/2010/wordprocessingGroup" xmlns:wpi="http://schemas.microsoft.com/office/word/2010/wordprocessingInk" xmlns:wne="http://schemas.microsoft.com/office/word/2006/wordml" xmlns:wps="http://schemas.microsoft.com/office/word/2010/wordprocessingShape" mc:Ignorable="w14 w15 w16se w16cid w16 w16cex w16sdtdh w16sdtfl w16du wp14">
+<w:document xmlns:wpc="http://schemas.microsoft.com/office/word/2010/wordprocessingCanvas" xmlns:cx="http://schemas.microsoft.com/office/drawing/2014/chartex" xmlns:mc="http://schemas.openxmlformats.org/markup-compatibility/2006" xmlns:o="urn:schemas-microsoft-com:office:office" xmlns:r="http://schemas.openxmlformats.org/officeDocument/2006/relationships" xmlns:m="http://schemas.openxmlformats.org/officeDocument/2006/math" xmlns:v="urn:schemas-microsoft-com:vml" xmlns:wp14="http://schemas.microsoft.com/office/word/2010/wordprocessingDrawing" xmlns:wp="http://schemas.openxmlformats.org/drawingml/2006/wordprocessingDrawing" xmlns:w10="urn:schemas-microsoft-com:office:word" xmlns:w="http://schemas.openxmlformats.org/wordprocessingml/2006/main" xmlns:w14="http://schemas.microsoft.com/office/word/2010/wordml" xmlns:w15="http://schemas.microsoft.com/office/word/2012/wordml" xmlns:w16se="http://schemas.microsoft.com/office/word/2015/wordml/symex" xmlns:wpg="http://schemas.microsoft.com/office/word/2010/wordprocessingGroup" xmlns:wpi="http://schemas.microsoft.com/office/word/2010/wordprocessingInk" xmlns:wne="http://schemas.microsoft.com/office/word/2006/wordml" xmlns:wps="http://schemas.microsoft.com/office/word/2010/wordprocessingShape" mc:Ignorable="w14 w15 w16se wp14">
   <w:body>
     <w:p>
       <w:pPr>
@@ -21,6 +21,8 @@
         </w:rPr>
         <w:t>Петергоф: л</w:t>
       </w:r>
+      <w:bookmarkStart w:id="0" w:name="_GoBack"/>
+      <w:bookmarkEnd w:id="0"/>
       <w:r>
         <w:rPr>
           <w:rFonts w:ascii="Times New Roman" w:hAnsi="Times New Roman" w:cs="Times New Roman"/>
@@ -53,28 +55,6 @@
           <w:rFonts w:ascii="Times New Roman" w:hAnsi="Times New Roman" w:cs="Times New Roman"/>
           <w:sz w:val="24"/>
         </w:rPr>
-        <w:t>&lt;</w:t>
-      </w:r>
-      <w:r>
-        <w:rPr>
-          <w:rFonts w:ascii="Times New Roman" w:hAnsi="Times New Roman" w:cs="Times New Roman"/>
-          <w:sz w:val="24"/>
-          <w:lang w:val="en-US"/>
-        </w:rPr>
-        <w:t>p</w:t>
-      </w:r>
-      <w:r>
-        <w:rPr>
-          <w:rFonts w:ascii="Times New Roman" w:hAnsi="Times New Roman" w:cs="Times New Roman"/>
-          <w:sz w:val="24"/>
-        </w:rPr>
-        <w:t>&gt;</w:t>
-      </w:r>
-      <w:r>
-        <w:rPr>
-          <w:rFonts w:ascii="Times New Roman" w:hAnsi="Times New Roman" w:cs="Times New Roman"/>
-          <w:sz w:val="24"/>
-        </w:rPr>
         <w:t xml:space="preserve">Великая Отечественная война обрушилась на Петергоф с особой жестокостью. Оккупированный 23 сентября 1941 года и оказавшийся на самой линии фронта, блистательный ансамбль – детище Петра Великого и символ имперского величия России – был подвергнут методичному уничтожению. Картина, открывшаяся освободителям 19 января 1944 года в ходе </w:t>
       </w:r>
       <w:proofErr w:type="spellStart"/>
@@ -83,7 +63,7 @@
           <w:rFonts w:ascii="Times New Roman" w:hAnsi="Times New Roman" w:cs="Times New Roman"/>
           <w:sz w:val="24"/>
         </w:rPr>
-        <w:t>Красносельско</w:t>
+        <w:t>Красносельско-Ропшинской</w:t>
       </w:r>
       <w:proofErr w:type="spellEnd"/>
       <w:r>
@@ -91,7 +71,7 @@
           <w:rFonts w:ascii="Times New Roman" w:hAnsi="Times New Roman" w:cs="Times New Roman"/>
           <w:sz w:val="24"/>
         </w:rPr>
-        <w:t>-Ропшинской операции, была катастрофической: серд</w:t>
+        <w:t xml:space="preserve"> операции, была катастрофической: серд</w:t>
       </w:r>
       <w:r>
         <w:rPr>
@@ -164,42 +144,6 @@
           <w:sz w:val="24"/>
         </w:rPr>
         <w:t>азалось, возрождение немыслимо.</w:t>
-      </w:r>
-      <w:r>
-        <w:rPr>
-          <w:rFonts w:ascii="Times New Roman" w:hAnsi="Times New Roman" w:cs="Times New Roman"/>
-          <w:sz w:val="24"/>
-        </w:rPr>
-        <w:t xml:space="preserve"> </w:t>
-      </w:r>
-      <w:r>
-        <w:rPr>
-          <w:rFonts w:ascii="Times New Roman" w:hAnsi="Times New Roman" w:cs="Times New Roman"/>
-          <w:sz w:val="24"/>
-        </w:rPr>
-        <w:t>&lt;</w:t>
-      </w:r>
-      <w:r>
-        <w:rPr>
-          <w:rFonts w:ascii="Times New Roman" w:hAnsi="Times New Roman" w:cs="Times New Roman"/>
-          <w:sz w:val="24"/>
-        </w:rPr>
-        <w:t>/</w:t>
-      </w:r>
-      <w:r>
-        <w:rPr>
-          <w:rFonts w:ascii="Times New Roman" w:hAnsi="Times New Roman" w:cs="Times New Roman"/>
-          <w:sz w:val="24"/>
-          <w:lang w:val="en-US"/>
-        </w:rPr>
-        <w:t>p</w:t>
-      </w:r>
-      <w:r>
-        <w:rPr>
-          <w:rFonts w:ascii="Times New Roman" w:hAnsi="Times New Roman" w:cs="Times New Roman"/>
-          <w:sz w:val="24"/>
-        </w:rPr>
-        <w:t>&gt;</w:t>
       </w:r>
     </w:p>
     <w:p>
@@ -217,28 +161,6 @@
           <w:rFonts w:ascii="Times New Roman" w:hAnsi="Times New Roman" w:cs="Times New Roman"/>
           <w:sz w:val="24"/>
         </w:rPr>
-        <w:t>&lt;</w:t>
-      </w:r>
-      <w:r>
-        <w:rPr>
-          <w:rFonts w:ascii="Times New Roman" w:hAnsi="Times New Roman" w:cs="Times New Roman"/>
-          <w:sz w:val="24"/>
-          <w:lang w:val="en-US"/>
-        </w:rPr>
-        <w:t>p</w:t>
-      </w:r>
-      <w:r>
-        <w:rPr>
-          <w:rFonts w:ascii="Times New Roman" w:hAnsi="Times New Roman" w:cs="Times New Roman"/>
-          <w:sz w:val="24"/>
-        </w:rPr>
-        <w:t>&gt;</w:t>
-      </w:r>
-      <w:r>
-        <w:rPr>
-          <w:rFonts w:ascii="Times New Roman" w:hAnsi="Times New Roman" w:cs="Times New Roman"/>
-          <w:sz w:val="24"/>
-        </w:rPr>
         <w:t>Но уже в январе 1944 года, среди дыма пожарищ и смертоносных минных полей, началась другая битва – битва за воскрешение крас</w:t>
       </w:r>
       <w:r>
@@ -363,43 +285,6 @@
           <w:sz w:val="24"/>
         </w:rPr>
         <w:t>мер, Ф. Р-488, оп. 328, д. 267).</w:t>
-      </w:r>
-      <w:r>
-        <w:rPr>
-          <w:rFonts w:ascii="Times New Roman" w:hAnsi="Times New Roman" w:cs="Times New Roman"/>
-          <w:sz w:val="24"/>
-        </w:rPr>
-        <w:t xml:space="preserve"> </w:t>
-      </w:r>
-      <w:r>
-        <w:rPr>
-          <w:rFonts w:ascii="Times New Roman" w:hAnsi="Times New Roman" w:cs="Times New Roman"/>
-          <w:sz w:val="24"/>
-        </w:rPr>
-        <w:t>&lt;</w:t>
-      </w:r>
-      <w:r>
-        <w:rPr>
-          <w:rFonts w:ascii="Times New Roman" w:hAnsi="Times New Roman" w:cs="Times New Roman"/>
-          <w:sz w:val="24"/>
-          <w:lang w:val="en-US"/>
-        </w:rPr>
-        <w:t>/</w:t>
-      </w:r>
-      <w:r>
-        <w:rPr>
-          <w:rFonts w:ascii="Times New Roman" w:hAnsi="Times New Roman" w:cs="Times New Roman"/>
-          <w:sz w:val="24"/>
-          <w:lang w:val="en-US"/>
-        </w:rPr>
-        <w:t>p</w:t>
-      </w:r>
-      <w:r>
-        <w:rPr>
-          <w:rFonts w:ascii="Times New Roman" w:hAnsi="Times New Roman" w:cs="Times New Roman"/>
-          <w:sz w:val="24"/>
-        </w:rPr>
-        <w:t>&gt;</w:t>
       </w:r>
     </w:p>
     <w:p>
@@ -417,28 +302,6 @@
           <w:rFonts w:ascii="Times New Roman" w:hAnsi="Times New Roman" w:cs="Times New Roman"/>
           <w:sz w:val="24"/>
         </w:rPr>
-        <w:t>&lt;</w:t>
-      </w:r>
-      <w:r>
-        <w:rPr>
-          <w:rFonts w:ascii="Times New Roman" w:hAnsi="Times New Roman" w:cs="Times New Roman"/>
-          <w:sz w:val="24"/>
-          <w:lang w:val="en-US"/>
-        </w:rPr>
-        <w:t>p</w:t>
-      </w:r>
-      <w:r>
-        <w:rPr>
-          <w:rFonts w:ascii="Times New Roman" w:hAnsi="Times New Roman" w:cs="Times New Roman"/>
-          <w:sz w:val="24"/>
-        </w:rPr>
-        <w:t>&gt;</w:t>
-      </w:r>
-      <w:r>
-        <w:rPr>
-          <w:rFonts w:ascii="Times New Roman" w:hAnsi="Times New Roman" w:cs="Times New Roman"/>
-          <w:sz w:val="24"/>
-        </w:rPr>
         <w:t>Во</w:t>
       </w:r>
       <w:r>
@@ -624,7 +487,15 @@
           <w:rFonts w:ascii="Times New Roman" w:hAnsi="Times New Roman" w:cs="Times New Roman"/>
           <w:sz w:val="24"/>
         </w:rPr>
-        <w:t>ложные узоры паркетных полов («зиг-</w:t>
+        <w:t>ложные узоры паркетных полов («</w:t>
+      </w:r>
+      <w:proofErr w:type="gramStart"/>
+      <w:r>
+        <w:rPr>
+          <w:rFonts w:ascii="Times New Roman" w:hAnsi="Times New Roman" w:cs="Times New Roman"/>
+          <w:sz w:val="24"/>
+        </w:rPr>
+        <w:t>зиг-</w:t>
       </w:r>
       <w:proofErr w:type="spellStart"/>
       <w:r>
@@ -635,6 +506,7 @@
         <w:t>заг</w:t>
       </w:r>
       <w:proofErr w:type="spellEnd"/>
+      <w:proofErr w:type="gramEnd"/>
       <w:r>
         <w:rPr>
           <w:rFonts w:ascii="Times New Roman" w:hAnsi="Times New Roman" w:cs="Times New Roman"/>
@@ -786,12 +658,21 @@
         </w:rPr>
         <w:t xml:space="preserve">иалы по иконописи, д. 182). </w:t>
       </w:r>
-      <w:r>
-        <w:rPr>
-          <w:rFonts w:ascii="Times New Roman" w:hAnsi="Times New Roman" w:cs="Times New Roman"/>
-          <w:sz w:val="24"/>
-        </w:rPr>
-        <w:t>Фотофиксация реставраторов за работой на Парадно</w:t>
+      <w:proofErr w:type="spellStart"/>
+      <w:r>
+        <w:rPr>
+          <w:rFonts w:ascii="Times New Roman" w:hAnsi="Times New Roman" w:cs="Times New Roman"/>
+          <w:sz w:val="24"/>
+        </w:rPr>
+        <w:t>Фотофиксация</w:t>
+      </w:r>
+      <w:proofErr w:type="spellEnd"/>
+      <w:r>
+        <w:rPr>
+          <w:rFonts w:ascii="Times New Roman" w:hAnsi="Times New Roman" w:cs="Times New Roman"/>
+          <w:sz w:val="24"/>
+        </w:rPr>
+        <w:t xml:space="preserve"> реставраторов за работой на Парадно</w:t>
       </w:r>
       <w:r>
         <w:rPr>
@@ -827,43 +708,6 @@
           <w:sz w:val="24"/>
         </w:rPr>
         <w:t>кого процесса.</w:t>
-      </w:r>
-      <w:r>
-        <w:rPr>
-          <w:rFonts w:ascii="Times New Roman" w:hAnsi="Times New Roman" w:cs="Times New Roman"/>
-          <w:sz w:val="24"/>
-        </w:rPr>
-        <w:t xml:space="preserve"> </w:t>
-      </w:r>
-      <w:r>
-        <w:rPr>
-          <w:rFonts w:ascii="Times New Roman" w:hAnsi="Times New Roman" w:cs="Times New Roman"/>
-          <w:sz w:val="24"/>
-        </w:rPr>
-        <w:t>&lt;</w:t>
-      </w:r>
-      <w:r>
-        <w:rPr>
-          <w:rFonts w:ascii="Times New Roman" w:hAnsi="Times New Roman" w:cs="Times New Roman"/>
-          <w:sz w:val="24"/>
-          <w:lang w:val="en-US"/>
-        </w:rPr>
-        <w:t>/</w:t>
-      </w:r>
-      <w:r>
-        <w:rPr>
-          <w:rFonts w:ascii="Times New Roman" w:hAnsi="Times New Roman" w:cs="Times New Roman"/>
-          <w:sz w:val="24"/>
-          <w:lang w:val="en-US"/>
-        </w:rPr>
-        <w:t>p</w:t>
-      </w:r>
-      <w:r>
-        <w:rPr>
-          <w:rFonts w:ascii="Times New Roman" w:hAnsi="Times New Roman" w:cs="Times New Roman"/>
-          <w:sz w:val="24"/>
-        </w:rPr>
-        <w:t>&gt;</w:t>
       </w:r>
     </w:p>
     <w:p>
@@ -881,28 +725,6 @@
           <w:rFonts w:ascii="Times New Roman" w:hAnsi="Times New Roman" w:cs="Times New Roman"/>
           <w:sz w:val="24"/>
         </w:rPr>
-        <w:t>&lt;</w:t>
-      </w:r>
-      <w:r>
-        <w:rPr>
-          <w:rFonts w:ascii="Times New Roman" w:hAnsi="Times New Roman" w:cs="Times New Roman"/>
-          <w:sz w:val="24"/>
-          <w:lang w:val="en-US"/>
-        </w:rPr>
-        <w:t>p</w:t>
-      </w:r>
-      <w:r>
-        <w:rPr>
-          <w:rFonts w:ascii="Times New Roman" w:hAnsi="Times New Roman" w:cs="Times New Roman"/>
-          <w:sz w:val="24"/>
-        </w:rPr>
-        <w:t>&gt;</w:t>
-      </w:r>
-      <w:r>
-        <w:rPr>
-          <w:rFonts w:ascii="Times New Roman" w:hAnsi="Times New Roman" w:cs="Times New Roman"/>
-          <w:sz w:val="24"/>
-        </w:rPr>
         <w:t>Дворец Марли</w:t>
       </w:r>
       <w:r>
@@ -997,43 +819,6 @@
           <w:sz w:val="24"/>
         </w:rPr>
         <w:t>.</w:t>
-      </w:r>
-      <w:r>
-        <w:rPr>
-          <w:rFonts w:ascii="Times New Roman" w:hAnsi="Times New Roman" w:cs="Times New Roman"/>
-          <w:sz w:val="24"/>
-        </w:rPr>
-        <w:t xml:space="preserve"> </w:t>
-      </w:r>
-      <w:r>
-        <w:rPr>
-          <w:rFonts w:ascii="Times New Roman" w:hAnsi="Times New Roman" w:cs="Times New Roman"/>
-          <w:sz w:val="24"/>
-        </w:rPr>
-        <w:t>&lt;</w:t>
-      </w:r>
-      <w:r>
-        <w:rPr>
-          <w:rFonts w:ascii="Times New Roman" w:hAnsi="Times New Roman" w:cs="Times New Roman"/>
-          <w:sz w:val="24"/>
-          <w:lang w:val="en-US"/>
-        </w:rPr>
-        <w:t>/</w:t>
-      </w:r>
-      <w:r>
-        <w:rPr>
-          <w:rFonts w:ascii="Times New Roman" w:hAnsi="Times New Roman" w:cs="Times New Roman"/>
-          <w:sz w:val="24"/>
-          <w:lang w:val="en-US"/>
-        </w:rPr>
-        <w:t>p</w:t>
-      </w:r>
-      <w:r>
-        <w:rPr>
-          <w:rFonts w:ascii="Times New Roman" w:hAnsi="Times New Roman" w:cs="Times New Roman"/>
-          <w:sz w:val="24"/>
-        </w:rPr>
-        <w:t>&gt;</w:t>
       </w:r>
     </w:p>
     <w:p>
@@ -1046,28 +831,6 @@
           <w:sz w:val="24"/>
         </w:rPr>
       </w:pPr>
-      <w:r>
-        <w:rPr>
-          <w:rFonts w:ascii="Times New Roman" w:hAnsi="Times New Roman" w:cs="Times New Roman"/>
-          <w:sz w:val="24"/>
-        </w:rPr>
-        <w:t>&lt;</w:t>
-      </w:r>
-      <w:r>
-        <w:rPr>
-          <w:rFonts w:ascii="Times New Roman" w:hAnsi="Times New Roman" w:cs="Times New Roman"/>
-          <w:sz w:val="24"/>
-          <w:lang w:val="en-US"/>
-        </w:rPr>
-        <w:t>p</w:t>
-      </w:r>
-      <w:r>
-        <w:rPr>
-          <w:rFonts w:ascii="Times New Roman" w:hAnsi="Times New Roman" w:cs="Times New Roman"/>
-          <w:sz w:val="24"/>
-        </w:rPr>
-        <w:t>&gt;</w:t>
-      </w:r>
       <w:proofErr w:type="spellStart"/>
       <w:r>
         <w:rPr>
@@ -1308,42 +1071,6 @@
           <w:sz w:val="24"/>
         </w:rPr>
         <w:t>. 290, 291).</w:t>
-      </w:r>
-      <w:r>
-        <w:rPr>
-          <w:rFonts w:ascii="Times New Roman" w:hAnsi="Times New Roman" w:cs="Times New Roman"/>
-          <w:sz w:val="24"/>
-        </w:rPr>
-        <w:t xml:space="preserve"> </w:t>
-      </w:r>
-      <w:r>
-        <w:rPr>
-          <w:rFonts w:ascii="Times New Roman" w:hAnsi="Times New Roman" w:cs="Times New Roman"/>
-          <w:sz w:val="24"/>
-        </w:rPr>
-        <w:t>&lt;</w:t>
-      </w:r>
-      <w:r>
-        <w:rPr>
-          <w:rFonts w:ascii="Times New Roman" w:hAnsi="Times New Roman" w:cs="Times New Roman"/>
-          <w:sz w:val="24"/>
-        </w:rPr>
-        <w:t>/</w:t>
-      </w:r>
-      <w:r>
-        <w:rPr>
-          <w:rFonts w:ascii="Times New Roman" w:hAnsi="Times New Roman" w:cs="Times New Roman"/>
-          <w:sz w:val="24"/>
-          <w:lang w:val="en-US"/>
-        </w:rPr>
-        <w:t>p</w:t>
-      </w:r>
-      <w:r>
-        <w:rPr>
-          <w:rFonts w:ascii="Times New Roman" w:hAnsi="Times New Roman" w:cs="Times New Roman"/>
-          <w:sz w:val="24"/>
-        </w:rPr>
-        <w:t>&gt;</w:t>
       </w:r>
     </w:p>
     <w:p>
@@ -1361,28 +1088,6 @@
           <w:rFonts w:ascii="Times New Roman" w:hAnsi="Times New Roman" w:cs="Times New Roman"/>
           <w:sz w:val="24"/>
         </w:rPr>
-        <w:t>&lt;</w:t>
-      </w:r>
-      <w:r>
-        <w:rPr>
-          <w:rFonts w:ascii="Times New Roman" w:hAnsi="Times New Roman" w:cs="Times New Roman"/>
-          <w:sz w:val="24"/>
-          <w:lang w:val="en-US"/>
-        </w:rPr>
-        <w:t>p</w:t>
-      </w:r>
-      <w:r>
-        <w:rPr>
-          <w:rFonts w:ascii="Times New Roman" w:hAnsi="Times New Roman" w:cs="Times New Roman"/>
-          <w:sz w:val="24"/>
-        </w:rPr>
-        <w:t>&gt;</w:t>
-      </w:r>
-      <w:r>
-        <w:rPr>
-          <w:rFonts w:ascii="Times New Roman" w:hAnsi="Times New Roman" w:cs="Times New Roman"/>
-          <w:sz w:val="24"/>
-        </w:rPr>
         <w:t xml:space="preserve">Попытки возрождения </w:t>
       </w:r>
       <w:r>
@@ -1498,42 +1203,6 @@
           <w:sz w:val="24"/>
         </w:rPr>
         <w:t xml:space="preserve"> в основном ансамбле Петергофа.</w:t>
-      </w:r>
-      <w:r>
-        <w:rPr>
-          <w:rFonts w:ascii="Times New Roman" w:hAnsi="Times New Roman" w:cs="Times New Roman"/>
-          <w:sz w:val="24"/>
-        </w:rPr>
-        <w:t xml:space="preserve"> </w:t>
-      </w:r>
-      <w:r>
-        <w:rPr>
-          <w:rFonts w:ascii="Times New Roman" w:hAnsi="Times New Roman" w:cs="Times New Roman"/>
-          <w:sz w:val="24"/>
-        </w:rPr>
-        <w:t>&lt;</w:t>
-      </w:r>
-      <w:r>
-        <w:rPr>
-          <w:rFonts w:ascii="Times New Roman" w:hAnsi="Times New Roman" w:cs="Times New Roman"/>
-          <w:sz w:val="24"/>
-        </w:rPr>
-        <w:t>/</w:t>
-      </w:r>
-      <w:r>
-        <w:rPr>
-          <w:rFonts w:ascii="Times New Roman" w:hAnsi="Times New Roman" w:cs="Times New Roman"/>
-          <w:sz w:val="24"/>
-          <w:lang w:val="en-US"/>
-        </w:rPr>
-        <w:t>p</w:t>
-      </w:r>
-      <w:r>
-        <w:rPr>
-          <w:rFonts w:ascii="Times New Roman" w:hAnsi="Times New Roman" w:cs="Times New Roman"/>
-          <w:sz w:val="24"/>
-        </w:rPr>
-        <w:t>&gt;</w:t>
       </w:r>
     </w:p>
     <w:p>
@@ -1551,28 +1220,6 @@
           <w:rFonts w:ascii="Times New Roman" w:hAnsi="Times New Roman" w:cs="Times New Roman"/>
           <w:sz w:val="24"/>
         </w:rPr>
-        <w:t>&lt;</w:t>
-      </w:r>
-      <w:r>
-        <w:rPr>
-          <w:rFonts w:ascii="Times New Roman" w:hAnsi="Times New Roman" w:cs="Times New Roman"/>
-          <w:sz w:val="24"/>
-          <w:lang w:val="en-US"/>
-        </w:rPr>
-        <w:t>p</w:t>
-      </w:r>
-      <w:r>
-        <w:rPr>
-          <w:rFonts w:ascii="Times New Roman" w:hAnsi="Times New Roman" w:cs="Times New Roman"/>
-          <w:sz w:val="24"/>
-        </w:rPr>
-        <w:t>&gt;</w:t>
-      </w:r>
-      <w:r>
-        <w:rPr>
-          <w:rFonts w:ascii="Times New Roman" w:hAnsi="Times New Roman" w:cs="Times New Roman"/>
-          <w:sz w:val="24"/>
-        </w:rPr>
         <w:t>Архивные фонды ЦГАНТД СПб (п</w:t>
       </w:r>
       <w:r>
@@ -1601,8 +1248,15 @@
           <w:rFonts w:ascii="Times New Roman" w:hAnsi="Times New Roman" w:cs="Times New Roman"/>
           <w:sz w:val="24"/>
         </w:rPr>
+        <w:t xml:space="preserve">тысячи </w:t>
+      </w:r>
+      <w:r>
+        <w:rPr>
+          <w:rFonts w:ascii="Times New Roman" w:hAnsi="Times New Roman" w:cs="Times New Roman"/>
+          <w:sz w:val="24"/>
+        </w:rPr>
         <w:lastRenderedPageBreak/>
-        <w:t>тысячи лист</w:t>
+        <w:t>лист</w:t>
       </w:r>
       <w:r>
         <w:rPr>
@@ -1733,43 +1387,6 @@
           <w:sz w:val="24"/>
         </w:rPr>
         <w:t>, обеспечившие достоверность воссоздания. Петергоф, сверкающий сегодня позолотой и струями фонтанов, – это не только памятник эпохе барокко, но и вечный памятник полувековому подвигу реставраторов, архитекторов, инженеров и простых рабочих, чей титанический, научно обоснованный и художественно одухотворенный труд, запечатленный в этих архивных делах, вернул миру утраченную красоту, став триумфом созидания над варварством и непреходящим символом стойкости человеческого духа. Эти документы – немые, но красноречивые свидетели величайшего в истории реставрации подвига.</w:t>
-      </w:r>
-      <w:r>
-        <w:rPr>
-          <w:rFonts w:ascii="Times New Roman" w:hAnsi="Times New Roman" w:cs="Times New Roman"/>
-          <w:sz w:val="24"/>
-        </w:rPr>
-        <w:t xml:space="preserve"> </w:t>
-      </w:r>
-      <w:r>
-        <w:rPr>
-          <w:rFonts w:ascii="Times New Roman" w:hAnsi="Times New Roman" w:cs="Times New Roman"/>
-          <w:sz w:val="24"/>
-        </w:rPr>
-        <w:t>&lt;</w:t>
-      </w:r>
-      <w:r>
-        <w:rPr>
-          <w:rFonts w:ascii="Times New Roman" w:hAnsi="Times New Roman" w:cs="Times New Roman"/>
-          <w:sz w:val="24"/>
-          <w:lang w:val="en-US"/>
-        </w:rPr>
-        <w:t>/</w:t>
-      </w:r>
-      <w:r>
-        <w:rPr>
-          <w:rFonts w:ascii="Times New Roman" w:hAnsi="Times New Roman" w:cs="Times New Roman"/>
-          <w:sz w:val="24"/>
-          <w:lang w:val="en-US"/>
-        </w:rPr>
-        <w:t>p</w:t>
-      </w:r>
-      <w:r>
-        <w:rPr>
-          <w:rFonts w:ascii="Times New Roman" w:hAnsi="Times New Roman" w:cs="Times New Roman"/>
-          <w:sz w:val="24"/>
-        </w:rPr>
-        <w:t>&gt;</w:t>
       </w:r>
     </w:p>
     <w:sectPr>
@@ -1783,7 +1400,7 @@
 </file>
 
 <file path=word/styles.xml><?xml version="1.0" encoding="utf-8"?>
-<w:styles xmlns:mc="http://schemas.openxmlformats.org/markup-compatibility/2006" xmlns:r="http://schemas.openxmlformats.org/officeDocument/2006/relationships" xmlns:w="http://schemas.openxmlformats.org/wordprocessingml/2006/main" xmlns:w14="http://schemas.microsoft.com/office/word/2010/wordml" xmlns:w15="http://schemas.microsoft.com/office/word/2012/wordml" xmlns:w16cex="http://schemas.microsoft.com/office/word/2018/wordml/cex" xmlns:w16cid="http://schemas.microsoft.com/office/word/2016/wordml/cid" xmlns:w16="http://schemas.microsoft.com/office/word/2018/wordml" xmlns:w16du="http://schemas.microsoft.com/office/word/2023/wordml/word16du" xmlns:w16sdtdh="http://schemas.microsoft.com/office/word/2020/wordml/sdtdatahash" xmlns:w16sdtfl="http://schemas.microsoft.com/office/word/2024/wordml/sdtformatlock" xmlns:w16se="http://schemas.microsoft.com/office/word/2015/wordml/symex" mc:Ignorable="w14 w15 w16se w16cid w16 w16cex w16sdtdh w16sdtfl w16du">
+<w:styles xmlns:mc="http://schemas.openxmlformats.org/markup-compatibility/2006" xmlns:r="http://schemas.openxmlformats.org/officeDocument/2006/relationships" xmlns:w="http://schemas.openxmlformats.org/wordprocessingml/2006/main" xmlns:w14="http://schemas.microsoft.com/office/word/2010/wordml" xmlns:w15="http://schemas.microsoft.com/office/word/2012/wordml" xmlns:w16se="http://schemas.microsoft.com/office/word/2015/wordml/symex" mc:Ignorable="w14 w15 w16se">
   <w:docDefaults>
     <w:rPrDefault>
       <w:rPr>
@@ -1799,7 +1416,7 @@
       </w:pPr>
     </w:pPrDefault>
   </w:docDefaults>
-  <w:latentStyles w:defLockedState="0" w:defUIPriority="99" w:defSemiHidden="0" w:defUnhideWhenUsed="0" w:defQFormat="0" w:count="376">
+  <w:latentStyles w:defLockedState="0" w:defUIPriority="99" w:defSemiHidden="0" w:defUnhideWhenUsed="0" w:defQFormat="0" w:count="371">
     <w:lsdException w:name="Normal" w:uiPriority="0" w:qFormat="1"/>
     <w:lsdException w:name="heading 1" w:uiPriority="9" w:qFormat="1"/>
     <w:lsdException w:name="heading 2" w:semiHidden="1" w:uiPriority="9" w:unhideWhenUsed="1" w:qFormat="1"/>
@@ -2171,11 +1788,6 @@
     <w:lsdException w:name="List Table 5 Dark Accent 6" w:uiPriority="50"/>
     <w:lsdException w:name="List Table 6 Colorful Accent 6" w:uiPriority="51"/>
     <w:lsdException w:name="List Table 7 Colorful Accent 6" w:uiPriority="52"/>
-    <w:lsdException w:name="Mention" w:semiHidden="1" w:unhideWhenUsed="1"/>
-    <w:lsdException w:name="Smart Hyperlink" w:semiHidden="1" w:unhideWhenUsed="1"/>
-    <w:lsdException w:name="Hashtag" w:semiHidden="1" w:unhideWhenUsed="1"/>
-    <w:lsdException w:name="Unresolved Mention" w:semiHidden="1" w:unhideWhenUsed="1"/>
-    <w:lsdException w:name="Smart Link" w:semiHidden="1" w:unhideWhenUsed="1"/>
   </w:latentStyles>
   <w:style w:type="paragraph" w:default="1" w:styleId="a">
     <w:name w:val="Normal"/>
